--- a/klagomål/A 60240-2025 FSC-klagomål.docx
+++ b/klagomål/A 60240-2025 FSC-klagomål.docx
@@ -1147,7 +1147,7 @@
     <w:r>
       <w:tab/>
       <w:tab/>
-      <w:t>2025-12-04</w:t>
+      <w:t>2025-12-05</w:t>
       <w:br/>
       <w:br/>
     </w:r>

--- a/klagomål/A 60240-2025 FSC-klagomål.docx
+++ b/klagomål/A 60240-2025 FSC-klagomål.docx
@@ -1147,7 +1147,7 @@
     <w:r>
       <w:tab/>
       <w:tab/>
-      <w:t>2025-12-05</w:t>
+      <w:t>2025-12-06</w:t>
       <w:br/>
       <w:br/>
     </w:r>

--- a/klagomål/A 60240-2025 FSC-klagomål.docx
+++ b/klagomål/A 60240-2025 FSC-klagomål.docx
@@ -1147,7 +1147,7 @@
     <w:r>
       <w:tab/>
       <w:tab/>
-      <w:t>2025-12-06</w:t>
+      <w:t>2025-12-07</w:t>
       <w:br/>
       <w:br/>
     </w:r>

--- a/klagomål/A 60240-2025 FSC-klagomål.docx
+++ b/klagomål/A 60240-2025 FSC-klagomål.docx
@@ -1147,7 +1147,7 @@
     <w:r>
       <w:tab/>
       <w:tab/>
-      <w:t>2025-12-07</w:t>
+      <w:t>2025-12-08</w:t>
       <w:br/>
       <w:br/>
     </w:r>

--- a/klagomål/A 60240-2025 FSC-klagomål.docx
+++ b/klagomål/A 60240-2025 FSC-klagomål.docx
@@ -1147,7 +1147,7 @@
     <w:r>
       <w:tab/>
       <w:tab/>
-      <w:t>2025-12-08</w:t>
+      <w:t>2025-12-09</w:t>
       <w:br/>
       <w:br/>
     </w:r>

--- a/klagomål/A 60240-2025 FSC-klagomål.docx
+++ b/klagomål/A 60240-2025 FSC-klagomål.docx
@@ -1147,7 +1147,7 @@
     <w:r>
       <w:tab/>
       <w:tab/>
-      <w:t>2025-12-09</w:t>
+      <w:t>2025-12-10</w:t>
       <w:br/>
       <w:br/>
     </w:r>

--- a/klagomål/A 60240-2025 FSC-klagomål.docx
+++ b/klagomål/A 60240-2025 FSC-klagomål.docx
@@ -1147,7 +1147,7 @@
     <w:r>
       <w:tab/>
       <w:tab/>
-      <w:t>2025-12-10</w:t>
+      <w:t>2025-12-11</w:t>
       <w:br/>
       <w:br/>
     </w:r>

--- a/klagomål/A 60240-2025 FSC-klagomål.docx
+++ b/klagomål/A 60240-2025 FSC-klagomål.docx
@@ -1147,7 +1147,7 @@
     <w:r>
       <w:tab/>
       <w:tab/>
-      <w:t>2025-12-11</w:t>
+      <w:t>2025-12-12</w:t>
       <w:br/>
       <w:br/>
     </w:r>

--- a/klagomål/A 60240-2025 FSC-klagomål.docx
+++ b/klagomål/A 60240-2025 FSC-klagomål.docx
@@ -1147,7 +1147,7 @@
     <w:r>
       <w:tab/>
       <w:tab/>
-      <w:t>2025-12-12</w:t>
+      <w:t>2025-12-13</w:t>
       <w:br/>
       <w:br/>
     </w:r>

--- a/klagomål/A 60240-2025 FSC-klagomål.docx
+++ b/klagomål/A 60240-2025 FSC-klagomål.docx
@@ -1147,7 +1147,7 @@
     <w:r>
       <w:tab/>
       <w:tab/>
-      <w:t>2025-12-19</w:t>
+      <w:t>2025-12-20</w:t>
       <w:br/>
       <w:br/>
     </w:r>

--- a/klagomål/A 60240-2025 FSC-klagomål.docx
+++ b/klagomål/A 60240-2025 FSC-klagomål.docx
@@ -1147,7 +1147,7 @@
     <w:r>
       <w:tab/>
       <w:tab/>
-      <w:t>2025-12-20</w:t>
+      <w:t>2025-12-21</w:t>
       <w:br/>
       <w:br/>
     </w:r>

--- a/klagomål/A 60240-2025 FSC-klagomål.docx
+++ b/klagomål/A 60240-2025 FSC-klagomål.docx
@@ -1147,7 +1147,7 @@
     <w:r>
       <w:tab/>
       <w:tab/>
-      <w:t>2025-12-21</w:t>
+      <w:t>2025-12-22</w:t>
       <w:br/>
       <w:br/>
     </w:r>

--- a/klagomål/A 60240-2025 FSC-klagomål.docx
+++ b/klagomål/A 60240-2025 FSC-klagomål.docx
@@ -1147,7 +1147,7 @@
     <w:r>
       <w:tab/>
       <w:tab/>
-      <w:t>2025-12-22</w:t>
+      <w:t>2025-12-26</w:t>
       <w:br/>
       <w:br/>
     </w:r>

--- a/klagomål/A 60240-2025 FSC-klagomål.docx
+++ b/klagomål/A 60240-2025 FSC-klagomål.docx
@@ -1147,7 +1147,7 @@
     <w:r>
       <w:tab/>
       <w:tab/>
-      <w:t>2026-01-07</w:t>
+      <w:t>2026-01-08</w:t>
       <w:br/>
       <w:br/>
     </w:r>

--- a/klagomål/A 60240-2025 FSC-klagomål.docx
+++ b/klagomål/A 60240-2025 FSC-klagomål.docx
@@ -1147,7 +1147,7 @@
     <w:r>
       <w:tab/>
       <w:tab/>
-      <w:t>2026-01-08</w:t>
+      <w:t>2026-01-09</w:t>
       <w:br/>
       <w:br/>
     </w:r>

--- a/klagomål/A 60240-2025 FSC-klagomål.docx
+++ b/klagomål/A 60240-2025 FSC-klagomål.docx
@@ -1147,7 +1147,7 @@
     <w:r>
       <w:tab/>
       <w:tab/>
-      <w:t>2026-01-09</w:t>
+      <w:t>2026-01-10</w:t>
       <w:br/>
       <w:br/>
     </w:r>

--- a/klagomål/A 60240-2025 FSC-klagomål.docx
+++ b/klagomål/A 60240-2025 FSC-klagomål.docx
@@ -1147,7 +1147,7 @@
     <w:r>
       <w:tab/>
       <w:tab/>
-      <w:t>2026-01-10</w:t>
+      <w:t>2026-01-11</w:t>
       <w:br/>
       <w:br/>
     </w:r>

--- a/klagomål/A 60240-2025 FSC-klagomål.docx
+++ b/klagomål/A 60240-2025 FSC-klagomål.docx
@@ -1147,7 +1147,7 @@
     <w:r>
       <w:tab/>
       <w:tab/>
-      <w:t>2026-01-11</w:t>
+      <w:t>2026-01-12</w:t>
       <w:br/>
       <w:br/>
     </w:r>

--- a/klagomål/A 60240-2025 FSC-klagomål.docx
+++ b/klagomål/A 60240-2025 FSC-klagomål.docx
@@ -1147,7 +1147,7 @@
     <w:r>
       <w:tab/>
       <w:tab/>
-      <w:t>2026-01-12</w:t>
+      <w:t>2026-01-13</w:t>
       <w:br/>
       <w:br/>
     </w:r>

--- a/klagomål/A 60240-2025 FSC-klagomål.docx
+++ b/klagomål/A 60240-2025 FSC-klagomål.docx
@@ -1147,7 +1147,7 @@
     <w:r>
       <w:tab/>
       <w:tab/>
-      <w:t>2026-01-13</w:t>
+      <w:t>2026-01-14</w:t>
       <w:br/>
       <w:br/>
     </w:r>

--- a/klagomål/A 60240-2025 FSC-klagomål.docx
+++ b/klagomål/A 60240-2025 FSC-klagomål.docx
@@ -1147,7 +1147,7 @@
     <w:r>
       <w:tab/>
       <w:tab/>
-      <w:t>2026-01-14</w:t>
+      <w:t>2026-01-15</w:t>
       <w:br/>
       <w:br/>
     </w:r>

--- a/klagomål/A 60240-2025 FSC-klagomål.docx
+++ b/klagomål/A 60240-2025 FSC-klagomål.docx
@@ -1147,7 +1147,7 @@
     <w:r>
       <w:tab/>
       <w:tab/>
-      <w:t>2026-01-15</w:t>
+      <w:t>2026-01-16</w:t>
       <w:br/>
       <w:br/>
     </w:r>

--- a/klagomål/A 60240-2025 FSC-klagomål.docx
+++ b/klagomål/A 60240-2025 FSC-klagomål.docx
@@ -1147,7 +1147,7 @@
     <w:r>
       <w:tab/>
       <w:tab/>
-      <w:t>2026-01-16</w:t>
+      <w:t>2026-01-17</w:t>
       <w:br/>
       <w:br/>
     </w:r>

--- a/klagomål/A 60240-2025 FSC-klagomål.docx
+++ b/klagomål/A 60240-2025 FSC-klagomål.docx
@@ -1147,7 +1147,7 @@
     <w:r>
       <w:tab/>
       <w:tab/>
-      <w:t>2026-01-17</w:t>
+      <w:t>2026-01-18</w:t>
       <w:br/>
       <w:br/>
     </w:r>

--- a/klagomål/A 60240-2025 FSC-klagomål.docx
+++ b/klagomål/A 60240-2025 FSC-klagomål.docx
@@ -1147,7 +1147,7 @@
     <w:r>
       <w:tab/>
       <w:tab/>
-      <w:t>2026-01-18</w:t>
+      <w:t>2026-01-19</w:t>
       <w:br/>
       <w:br/>
     </w:r>

--- a/klagomål/A 60240-2025 FSC-klagomål.docx
+++ b/klagomål/A 60240-2025 FSC-klagomål.docx
@@ -1147,7 +1147,7 @@
     <w:r>
       <w:tab/>
       <w:tab/>
-      <w:t>2026-01-19</w:t>
+      <w:t>2026-01-20</w:t>
       <w:br/>
       <w:br/>
     </w:r>

--- a/klagomål/A 60240-2025 FSC-klagomål.docx
+++ b/klagomål/A 60240-2025 FSC-klagomål.docx
@@ -1147,7 +1147,7 @@
     <w:r>
       <w:tab/>
       <w:tab/>
-      <w:t>2026-01-20</w:t>
+      <w:t>2026-01-21</w:t>
       <w:br/>
       <w:br/>
     </w:r>

--- a/klagomål/A 60240-2025 FSC-klagomål.docx
+++ b/klagomål/A 60240-2025 FSC-klagomål.docx
@@ -1147,7 +1147,7 @@
     <w:r>
       <w:tab/>
       <w:tab/>
-      <w:t>2026-01-21</w:t>
+      <w:t>2026-01-23</w:t>
       <w:br/>
       <w:br/>
     </w:r>

--- a/klagomål/A 60240-2025 FSC-klagomål.docx
+++ b/klagomål/A 60240-2025 FSC-klagomål.docx
@@ -1147,7 +1147,7 @@
     <w:r>
       <w:tab/>
       <w:tab/>
-      <w:t>2026-01-23</w:t>
+      <w:t>2026-01-24</w:t>
       <w:br/>
       <w:br/>
     </w:r>

--- a/klagomål/A 60240-2025 FSC-klagomål.docx
+++ b/klagomål/A 60240-2025 FSC-klagomål.docx
@@ -1147,7 +1147,7 @@
     <w:r>
       <w:tab/>
       <w:tab/>
-      <w:t>2026-01-24</w:t>
+      <w:t>2026-01-25</w:t>
       <w:br/>
       <w:br/>
     </w:r>

--- a/klagomål/A 60240-2025 FSC-klagomål.docx
+++ b/klagomål/A 60240-2025 FSC-klagomål.docx
@@ -1147,7 +1147,7 @@
     <w:r>
       <w:tab/>
       <w:tab/>
-      <w:t>2026-01-25</w:t>
+      <w:t>2026-01-26</w:t>
       <w:br/>
       <w:br/>
     </w:r>

--- a/klagomål/A 60240-2025 FSC-klagomål.docx
+++ b/klagomål/A 60240-2025 FSC-klagomål.docx
@@ -1147,7 +1147,7 @@
     <w:r>
       <w:tab/>
       <w:tab/>
-      <w:t>2026-01-26</w:t>
+      <w:t>2026-01-27</w:t>
       <w:br/>
       <w:br/>
     </w:r>

--- a/klagomål/A 60240-2025 FSC-klagomål.docx
+++ b/klagomål/A 60240-2025 FSC-klagomål.docx
@@ -1147,7 +1147,7 @@
     <w:r>
       <w:tab/>
       <w:tab/>
-      <w:t>2026-01-27</w:t>
+      <w:t>2026-01-28</w:t>
       <w:br/>
       <w:br/>
     </w:r>

--- a/klagomål/A 60240-2025 FSC-klagomål.docx
+++ b/klagomål/A 60240-2025 FSC-klagomål.docx
@@ -112,7 +112,7 @@
         <w:pStyle w:val="ListBullet"/>
       </w:pPr>
       <w:r>
-        <w:t>Om ett ombud (tex Norra skog eller Mellanskog) avverkningsanmäler en skog med naturvärden motsvarande nyckelbiotops kvalité men markägaren inte är FSC certifierad, bör du skicka in ett FSC kontrollerat virke klagomål. Då ska klagomålet skickas till ombudsföretaget.</w:t>
+        <w:t>Om ett ombud (tex Norra skog eller Mellanskog) avverkningsanmäler en skog med naturvärden motsvarande nyckelbiotops kvalitet men markägaren inte är FSC certifierad, bör du skicka in ett FSC kontrollerat virke klagomål. Då ska klagomålet skickas till ombudsföretaget.</w:t>
       </w:r>
     </w:p>
     <w:p>
@@ -254,7 +254,25 @@
         <w:t>Garnlav (NT)</w:t>
       </w:r>
       <w:r>
-        <w:t xml:space="preserve"> är en utpräglad barrskogsart som ibland kan drapera träden i norrländska grannaturskogar med hög luftfuktighet. Den förekommer även i talldominerade bestånd där den, förutom i trädens grenverk, påträffas hängande över ojämnheter i tallbarken. Arten har minskat starkt i södra och mellersta Sverige och den minskar även i sitt nordliga utbredningsområde. Orsaken till tillbakagången beror främst på slutavverkningar av naturskogsartade skogar. Bestånd med riklig förekomst bör regelmässigt sparas. Garnlav är värdväxt för den mycket sällsynta och akut hotade fjärilen barrskogslavfly (CR) som hör hemma i boreala barrskogar med riklig förekomst av värdväxten. Tidigare kunde arten konstateras årligen på flera platser vid Dala-Floda i Dalarna innan lokalerna kalavverkades. Senaste fyndet i landet av barrskogslavfly är från år 2000 då den påträffades vid Högberget i Sollefteå kommun (SLU Artdatabanken, 2024).</w:t>
+        <w:t xml:space="preserve"> är en utpräglad barrskogsart som ibland kan drapera träden i norrländska grannaturskogar med hög luftfuktighet. Den förekommer även i talldominerade bestånd där den, förutom i trädens grenverk, påträffas hängande över ojämnheter i tallbarken. Arten har minskat starkt i södra och mellersta Sverige och den minskar även i sitt nordliga utbredningsområde. Orsaken till tillbakagången beror främst på slutavverkningar av naturskogsartade skogar. Bestånd med riklig förekomst bör regelmässigt sparas. Garnlav är värdväxt för den mycket sällsynta och akut hotade fjärilen barrskogslavfly (CR) som hör hemma i boreala barrskogar med riklig förekomst av värdväxten. Tidigare kunde arten konstateras årligen på flera platser vid Dala-Floda i Dalarna innan lokalerna kalavverkades. Senaste fyndet i landet av barrskogslavfly är från år 2000 då den påträffades vid Högberget i Sollefteå kommun. Garnlav är typisk art för </w:t>
+      </w:r>
+      <w:r>
+        <w:rPr>
+          <w:i/>
+        </w:rPr>
+        <w:t xml:space="preserve">9010 Taiga </w:t>
+      </w:r>
+      <w:r>
+        <w:t>och</w:t>
+      </w:r>
+      <w:r>
+        <w:rPr>
+          <w:i/>
+        </w:rPr>
+        <w:t xml:space="preserve"> 9070 Trädklädd betesmark </w:t>
+      </w:r>
+      <w:r>
+        <w:t xml:space="preserve"> (SLU Artdatabanken, 2024).</w:t>
       </w:r>
     </w:p>
     <w:p>
@@ -265,7 +283,7 @@
         <w:t>Lunglav (NT)</w:t>
       </w:r>
       <w:r>
-        <w:t xml:space="preserve"> är en av vårt lands främsta signalarter som överallt indikerar gamla lövträd, skogsbestånd med höga naturvärden och ekosystem med lång skoglig kontinuitet. Lokalt kan förekomsten vara mycket riklig men den hittas nästan enbart i gamla och ej slutavverkade skogar. Artens samtliga förekomster bör uppmärksammas från naturvårdssynpunkt, då många lokaler även hyser andra ovanliga och rödlistade arter. Rikliga förekomster bör skyddas med biotopskydd, frivilliga avsättningar eller reservat. Det finns ett antal sällsynta lavparasiter som växer på lunglav: lunglavsknapp (VU), skrovelmössing (DD), lunglavshårprick (DD), </w:t>
+        <w:t xml:space="preserve"> är en av vårt lands främsta signalarter som överallt indikerar gamla lövträd, skogsbestånd med höga naturvärden och ekosystem med långskoglig kontinuitet. Lokalt kan förekomsten vara mycket riklig men den hittas nästan enbart i gamla och ej slutavverkade skogar. Artens samtliga förekomster bör uppmärksammas från naturvårdssynpunkt, då många lokaler även hyser andra ovanliga och rödlistade arter. Rikliga förekomster bör skyddas med biotopskydd, frivilliga avsättningar eller reservat. Det finns ett antal sällsynta lavparasiter som växer på lunglav: lunglavsknapp (VU), skrovelmössing (DD), lunglavshårprick (DD), </w:t>
       </w:r>
       <w:r>
         <w:rPr>
@@ -283,7 +301,25 @@
         <w:t>Chalara lobariae</w:t>
       </w:r>
       <w:r>
-        <w:t xml:space="preserve"> (NA) (SLU Artdatabanken, 2025; SLU Artdatabanken, 2024; Nitare &amp; Skogsstyrelsen, 2019).</w:t>
+        <w:t xml:space="preserve"> (NA). Lunglav är typisk art för </w:t>
+      </w:r>
+      <w:r>
+        <w:rPr>
+          <w:i/>
+        </w:rPr>
+        <w:t>9010 Taiga, 9020 Nordlig ädellövskog, 9110 Näringsfattig bokskog, 9130 Näringsrik bokskog, 9160 Näringsrik ekskog, 9180 Ädellövskog i branter, 9190 Näringsfattig ekskog, 9070 Trädklädd betesmark, 9040 Fjällbjörkskog</w:t>
+      </w:r>
+      <w:r>
+        <w:t xml:space="preserve"> och</w:t>
+      </w:r>
+      <w:r>
+        <w:rPr>
+          <w:i/>
+        </w:rPr>
+        <w:t xml:space="preserve"> 6530 Lövängar</w:t>
+      </w:r>
+      <w:r>
+        <w:t xml:space="preserve"> (SLU Artdatabanken, 2025; SLU Artdatabanken, 2024; Nitare &amp; Skogsstyrelsen, 2019).</w:t>
       </w:r>
     </w:p>
     <w:p>
@@ -303,7 +339,25 @@
         <w:t>Plectocarpon scrobiculatae</w:t>
       </w:r>
       <w:r>
-        <w:t xml:space="preserve"> (EN) (SLU Artdatabanken, 2024; Nitare &amp; Skogsstyrelsen, 2019).</w:t>
+        <w:t xml:space="preserve"> (EN). Skrovellav är typisk art för </w:t>
+      </w:r>
+      <w:r>
+        <w:rPr>
+          <w:i/>
+        </w:rPr>
+        <w:t xml:space="preserve">9010 Taiga, 9020 Nordlig ädellövskog, 9040 Fjällbjörkskog, 9070 Trädklädd betesmark, 9160 Näringsrik ekskog, 9180 Ädellövskog i branter, 9190 Näringsfattig ekskog, 8210 Kalkbranter </w:t>
+      </w:r>
+      <w:r>
+        <w:t xml:space="preserve">och </w:t>
+      </w:r>
+      <w:r>
+        <w:rPr>
+          <w:i/>
+        </w:rPr>
+        <w:t>6530 Lövängar</w:t>
+      </w:r>
+      <w:r>
+        <w:t xml:space="preserve"> (SLU Artdatabanken, 2024; Nitare &amp; Skogsstyrelsen, 2019).</w:t>
       </w:r>
     </w:p>
     <w:p>
@@ -314,7 +368,25 @@
         <w:t xml:space="preserve">Tallticka (NT) </w:t>
       </w:r>
       <w:r>
-        <w:t>uppträder först på tallar som är 100–150 år gamla men är vanligast på träd som är runt 150–200 år eller äldre. I skogslandskapet är den främst knuten till tallnaturskogar och restbiotoper med biologiskt gamla träd och signalerar vanligtvis skyddsvärda tallbestånd med höga naturvärden (SLU Artdatabanken, 2023; Nitare &amp; Skogsstyrelsen, 2019).</w:t>
+        <w:t xml:space="preserve">uppträder först på tallar som är 100–150 år gamla men är vanligast på träd som är runt 150–200 år eller äldre. I skogslandskapet är den främst knuten till tallnaturskogar och restbiotoper med biologiskt gamla träd och signalerar vanligtvis skyddsvärda tallbestånd med höga naturvärden. Tallticka är typisk art för </w:t>
+      </w:r>
+      <w:r>
+        <w:rPr>
+          <w:i/>
+        </w:rPr>
+        <w:t xml:space="preserve">9010 Taiga </w:t>
+      </w:r>
+      <w:r>
+        <w:t xml:space="preserve">och </w:t>
+      </w:r>
+      <w:r>
+        <w:rPr>
+          <w:i/>
+        </w:rPr>
+        <w:t>9060 Åsbarrskog</w:t>
+      </w:r>
+      <w:r>
+        <w:t xml:space="preserve"> (SLU Artdatabanken, 2023; Nitare &amp; Skogsstyrelsen, 2019).</w:t>
       </w:r>
     </w:p>
     <w:p>
@@ -338,7 +410,25 @@
         <w:t>Knärot (VU, §8)</w:t>
       </w:r>
       <w:r>
-        <w:t xml:space="preserve"> är rödlistad som sårbar och fridlyst enligt 8§ artskyddsförordningen. En nyligen genomförd analys av 79 floraväktarlokaler indikerar att det behövs någonstans mellan 100 och 150 meters skyddszon för att en knärotspopulation inte ska dö ut på lång sikt (Sebestyén &amp; Sundberg, 2025). Detta ligger väl i linje med tidigare genomförda studier som visar att det krävs väl tilltagna buffertzoner för att knäroten inte ska ta skada av skogsbruksåtgärder i intilliggande skog (Johnson, 2014; Koelmeijer m.fl., 2022; Skogsstyrelsen, 2022). Arten är även känslig för gallring vilket framgår av Skogsstyrelsens egen vägledning för hänsyn till knärot (Skogsstyrelsen, 2022). För rika förekomster av knärot är reservatsbildning eller biotopskydd lämpliga åtgärder för att skydda den. På knärot kan den sällsynta rostsvampen </w:t>
+        <w:t xml:space="preserve"> är typisk art för </w:t>
+      </w:r>
+      <w:r>
+        <w:rPr>
+          <w:i/>
+        </w:rPr>
+        <w:t xml:space="preserve">9010 Taiga </w:t>
+      </w:r>
+      <w:r>
+        <w:t>och</w:t>
+      </w:r>
+      <w:r>
+        <w:rPr>
+          <w:i/>
+        </w:rPr>
+        <w:t xml:space="preserve"> 9050 Näringsrik granskog</w:t>
+      </w:r>
+      <w:r>
+        <w:t xml:space="preserve">, rödlistad som sårbar och fridlyst enligt 8§ artskyddsförordningen. En nyligen genomförd analys av 79 floraväktarlokaler indikerar att det behövs någonstans mellan 100 och 150 meters skyddszon för att en knärotspopulation inte ska dö ut på lång sikt (Sebestyén &amp; Sundberg, 2025). Detta ligger väl i linje med tidigare genomförda studier som visar att det krävs väl tilltagna buffertzoner för att knäroten inte ska ta skada av skogsbruksåtgärder i intilliggande skog (Johnson, 2014; Koelmeijer m.fl., 2022; Skogsstyrelsen, 2022). Arten är även känslig för gallring vilket framgår av Skogsstyrelsens egen vägledning för hänsyn till knärot (Skogsstyrelsen, 2022). För rika förekomster av knärot är reservatsbildning eller biotopskydd lämpliga åtgärder för att skydda den. På knärot kan den sällsynta rostsvampen </w:t>
       </w:r>
       <w:r>
         <w:rPr>
@@ -418,6 +508,35 @@
     </w:p>
     <w:p>
       <w:r>
+        <w:rPr>
+          <w:b/>
+        </w:rPr>
+        <w:t>Plattlummer (§9)</w:t>
+      </w:r>
+      <w:r>
+        <w:t xml:space="preserve"> växer främst i ljusöppna sandtallskogar eller annan gles, torr och brandpräglad hedbarrskog. Den är mest frekvent i olika typer av naturskogar och kontinuitetsskogar och missgynnas markant av slutavverkning och maskinell markberedning. Söder ut i landet förekommer de närstående arterna cypresslummer (VU, §8) och mellanlummer (VU, §9), vilka båda omfattas av EU:s art- och habitatdirektiv. Plattlummer är typisk art för </w:t>
+      </w:r>
+      <w:r>
+        <w:rPr>
+          <w:i/>
+        </w:rPr>
+        <w:t xml:space="preserve">9010 Taiga </w:t>
+      </w:r>
+      <w:r>
+        <w:t>och</w:t>
+      </w:r>
+      <w:r>
+        <w:rPr>
+          <w:i/>
+        </w:rPr>
+        <w:t xml:space="preserve"> 2320 Rissandhedar </w:t>
+      </w:r>
+      <w:r>
+        <w:t>(Nitare &amp; Skogsstyrelsen, 2019; SLU Artdatabanken, 2025).</w:t>
+      </w:r>
+    </w:p>
+    <w:p>
+      <w:r>
         <w:t>I BILAGA 1 finns mer detaljerad information om ekologi samt krav på livsmiljö hos fridlysta arter.</w:t>
       </w:r>
     </w:p>
@@ -723,7 +842,25 @@
     </w:p>
     <w:p>
       <w:r>
-        <w:t>Knärot är fridlyst enligt 8 och 15 §§ artskyddsförordningen och klassad som sårbar (VU) enligt rödlistan 2020. Knärot är beroende av hög och jämn luftfuktighet i gamla, ostörda skogsmiljöer och är känslig för snabba förändringar av ljus-/vindförhållanden eller uttorkning. På grund av ett alltför intensivt skogsbruk har den minskat med 40 (25–50) % under de senaste 60 åren och i framtiden bedöms minskningstakten uppgå till 30 (20–40) %. Till följd av att arten har en dokumenterat högre minskningstakt i förhållande till sin generationstid än vad som tidigare varit känt (data från Riksskogstaxeringen) höjdes den till hotkategori sårbar (VU) i rödlistan 2020 (SLU Artdatabanken, 2024).</w:t>
+        <w:t xml:space="preserve">Knärot är typisk art för </w:t>
+      </w:r>
+      <w:r>
+        <w:rPr>
+          <w:i/>
+        </w:rPr>
+        <w:t xml:space="preserve">9010 Taiga </w:t>
+      </w:r>
+      <w:r>
+        <w:t>och</w:t>
+      </w:r>
+      <w:r>
+        <w:rPr>
+          <w:i/>
+        </w:rPr>
+        <w:t xml:space="preserve"> 9050 Näringsrik granskog</w:t>
+      </w:r>
+      <w:r>
+        <w:t>, fridlyst enligt 8 och 15 §§ artskyddsförordningen och klassad som sårbar (VU) enligt rödlistan 2020. Knärot är beroende av hög och jämn luftfuktighet i gamla, ostörda skogsmiljöer och är känslig för snabba förändringar av ljus-/vindförhållanden eller uttorkning. På grund av ett alltför intensivt skogsbruk har den minskat med 40 (25–50) % under de senaste 60 åren och i framtiden bedöms minskningstakten uppgå till 30 (20–40) %. Till följd av att arten har en dokumenterat högre minskningstakt i förhållande till sin generationstid än vad som tidigare varit känt (data från Riksskogstaxeringen) höjdes den till hotkategori sårbar (VU) i rödlistan 2020 (SLU Artdatabanken, 2024).</w:t>
       </w:r>
     </w:p>
     <w:p>
@@ -916,7 +1053,25 @@
     </w:p>
     <w:p>
       <w:r>
-        <w:t>Lunglav (NT) är en av vårt lands främsta signalarter som överallt indikerar gamla lövträd, skogsbestånd med höga naturvärden och ekosystem med lång skoglig kontinuitet. Lokalt kan förekomsten vara mycket riklig men den hittas nästan enbart i gamla och ej slutavverkade skogar. Artens samtliga förekomster bör uppmärksammas från naturvårdssynpunkt, då många lokaler även hyser andra ovanliga och rödlistade arter. Rikliga förekomster bör skyddas med biotopskydd, frivilliga avsättningar eller reservat (SLU Artdatabanken, 2024; Nitare &amp; Skogsstyrelsen, 2019).</w:t>
+        <w:t xml:space="preserve">Lunglav (NT) är en av vårt lands främsta signalarter som överallt indikerar gamla lövträd, skogsbestånd med höga naturvärden och ekosystem med lång skoglig kontinuitet. Lokalt kan förekomsten vara mycket riklig men den hittas nästan enbart i gamla och ej slutavverkade skogar. Artens samtliga förekomster bör uppmärksammas från naturvårdssynpunkt, då många lokaler även hyser andra ovanliga och rödlistade arter. Rikliga förekomster bör skyddas med biotopskydd, frivilliga avsättningar eller reservat. Lunglav är typisk art för </w:t>
+      </w:r>
+      <w:r>
+        <w:rPr>
+          <w:i/>
+        </w:rPr>
+        <w:t>9010 Taiga, 9020 Nordlig ädellövskog, 9110 Näringsfattig bokskog, 9130 Näringsrik bokskog, 9160 Näringsrik ekskog, 9180 Ädellövskog i branter, 9190 Näringsfattig ekskog, 9070 Trädklädd betesmark, 9040 Fjällbjörkskog</w:t>
+      </w:r>
+      <w:r>
+        <w:t xml:space="preserve"> och</w:t>
+      </w:r>
+      <w:r>
+        <w:rPr>
+          <w:i/>
+        </w:rPr>
+        <w:t xml:space="preserve"> 6530 Lövängar</w:t>
+      </w:r>
+      <w:r>
+        <w:t xml:space="preserve"> (SLU Artdatabanken, 2024; Nitare &amp; Skogsstyrelsen, 2019).</w:t>
       </w:r>
     </w:p>
     <w:p>
@@ -1147,7 +1302,7 @@
     <w:r>
       <w:tab/>
       <w:tab/>
-      <w:t>2026-01-28</w:t>
+      <w:t>2026-01-29</w:t>
       <w:br/>
       <w:br/>
     </w:r>

--- a/klagomål/A 60240-2025 FSC-klagomål.docx
+++ b/klagomål/A 60240-2025 FSC-klagomål.docx
@@ -1302,7 +1302,7 @@
     <w:r>
       <w:tab/>
       <w:tab/>
-      <w:t>2026-01-29</w:t>
+      <w:t>2026-01-30</w:t>
       <w:br/>
       <w:br/>
     </w:r>

--- a/klagomål/A 60240-2025 FSC-klagomål.docx
+++ b/klagomål/A 60240-2025 FSC-klagomål.docx
@@ -1302,7 +1302,7 @@
     <w:r>
       <w:tab/>
       <w:tab/>
-      <w:t>2026-01-30</w:t>
+      <w:t>2026-01-31</w:t>
       <w:br/>
       <w:br/>
     </w:r>

--- a/klagomål/A 60240-2025 FSC-klagomål.docx
+++ b/klagomål/A 60240-2025 FSC-klagomål.docx
@@ -1302,7 +1302,7 @@
     <w:r>
       <w:tab/>
       <w:tab/>
-      <w:t>2026-02-28</w:t>
+      <w:t>2026-03-01</w:t>
       <w:br/>
       <w:br/>
     </w:r>

--- a/klagomål/A 60240-2025 FSC-klagomål.docx
+++ b/klagomål/A 60240-2025 FSC-klagomål.docx
@@ -1302,7 +1302,7 @@
     <w:r>
       <w:tab/>
       <w:tab/>
-      <w:t>2026-03-01</w:t>
+      <w:t>2026-03-02</w:t>
       <w:br/>
       <w:br/>
     </w:r>

--- a/klagomål/A 60240-2025 FSC-klagomål.docx
+++ b/klagomål/A 60240-2025 FSC-klagomål.docx
@@ -269,7 +269,7 @@
         <w:rPr>
           <w:i/>
         </w:rPr>
-        <w:t xml:space="preserve"> 9070 Trädklädd betesmark </w:t>
+        <w:t xml:space="preserve"> 9070 Trädklädd betesmark</w:t>
       </w:r>
       <w:r>
         <w:t xml:space="preserve"> (SLU Artdatabanken, 2024).</w:t>
@@ -1302,7 +1302,7 @@
     <w:r>
       <w:tab/>
       <w:tab/>
-      <w:t>2026-03-02</w:t>
+      <w:t>2026-03-03</w:t>
       <w:br/>
       <w:br/>
     </w:r>

--- a/klagomål/A 60240-2025 FSC-klagomål.docx
+++ b/klagomål/A 60240-2025 FSC-klagomål.docx
@@ -1302,7 +1302,7 @@
     <w:r>
       <w:tab/>
       <w:tab/>
-      <w:t>2026-03-03</w:t>
+      <w:t>2026-03-04</w:t>
       <w:br/>
       <w:br/>
     </w:r>

--- a/klagomål/A 60240-2025 FSC-klagomål.docx
+++ b/klagomål/A 60240-2025 FSC-klagomål.docx
@@ -1302,7 +1302,7 @@
     <w:r>
       <w:tab/>
       <w:tab/>
-      <w:t>2026-03-04</w:t>
+      <w:t>2026-03-05</w:t>
       <w:br/>
       <w:br/>
     </w:r>

--- a/klagomål/A 60240-2025 FSC-klagomål.docx
+++ b/klagomål/A 60240-2025 FSC-klagomål.docx
@@ -1302,7 +1302,7 @@
     <w:r>
       <w:tab/>
       <w:tab/>
-      <w:t>2026-03-05</w:t>
+      <w:t>2026-03-06</w:t>
       <w:br/>
       <w:br/>
     </w:r>

--- a/klagomål/A 60240-2025 FSC-klagomål.docx
+++ b/klagomål/A 60240-2025 FSC-klagomål.docx
@@ -1302,7 +1302,7 @@
     <w:r>
       <w:tab/>
       <w:tab/>
-      <w:t>2026-03-06</w:t>
+      <w:t>2026-03-07</w:t>
       <w:br/>
       <w:br/>
     </w:r>

--- a/klagomål/A 60240-2025 FSC-klagomål.docx
+++ b/klagomål/A 60240-2025 FSC-klagomål.docx
@@ -1302,7 +1302,7 @@
     <w:r>
       <w:tab/>
       <w:tab/>
-      <w:t>2026-03-13</w:t>
+      <w:t>2026-03-16</w:t>
       <w:br/>
       <w:br/>
     </w:r>

--- a/klagomål/A 60240-2025 FSC-klagomål.docx
+++ b/klagomål/A 60240-2025 FSC-klagomål.docx
@@ -1302,7 +1302,7 @@
     <w:r>
       <w:tab/>
       <w:tab/>
-      <w:t>2026-03-16</w:t>
+      <w:t>2026-03-17</w:t>
       <w:br/>
       <w:br/>
     </w:r>

--- a/klagomål/A 60240-2025 FSC-klagomål.docx
+++ b/klagomål/A 60240-2025 FSC-klagomål.docx
@@ -1302,7 +1302,7 @@
     <w:r>
       <w:tab/>
       <w:tab/>
-      <w:t>2026-03-17</w:t>
+      <w:t>2026-03-18</w:t>
       <w:br/>
       <w:br/>
     </w:r>

--- a/klagomål/A 60240-2025 FSC-klagomål.docx
+++ b/klagomål/A 60240-2025 FSC-klagomål.docx
@@ -1302,7 +1302,7 @@
     <w:r>
       <w:tab/>
       <w:tab/>
-      <w:t>2026-03-18</w:t>
+      <w:t>2026-03-19</w:t>
       <w:br/>
       <w:br/>
     </w:r>

--- a/klagomål/A 60240-2025 FSC-klagomål.docx
+++ b/klagomål/A 60240-2025 FSC-klagomål.docx
@@ -1302,7 +1302,7 @@
     <w:r>
       <w:tab/>
       <w:tab/>
-      <w:t>2026-03-19</w:t>
+      <w:t>2026-03-20</w:t>
       <w:br/>
       <w:br/>
     </w:r>

--- a/klagomål/A 60240-2025 FSC-klagomål.docx
+++ b/klagomål/A 60240-2025 FSC-klagomål.docx
@@ -1302,7 +1302,7 @@
     <w:r>
       <w:tab/>
       <w:tab/>
-      <w:t>2026-03-20</w:t>
+      <w:t>2026-03-21</w:t>
       <w:br/>
       <w:br/>
     </w:r>

--- a/klagomål/A 60240-2025 FSC-klagomål.docx
+++ b/klagomål/A 60240-2025 FSC-klagomål.docx
@@ -1302,7 +1302,7 @@
     <w:r>
       <w:tab/>
       <w:tab/>
-      <w:t>2026-03-21</w:t>
+      <w:t>2026-03-22</w:t>
       <w:br/>
       <w:br/>
     </w:r>

--- a/klagomål/A 60240-2025 FSC-klagomål.docx
+++ b/klagomål/A 60240-2025 FSC-klagomål.docx
@@ -1302,7 +1302,7 @@
     <w:r>
       <w:tab/>
       <w:tab/>
-      <w:t>2026-03-22</w:t>
+      <w:t>2026-03-23</w:t>
       <w:br/>
       <w:br/>
     </w:r>

--- a/klagomål/A 60240-2025 FSC-klagomål.docx
+++ b/klagomål/A 60240-2025 FSC-klagomål.docx
@@ -1302,7 +1302,7 @@
     <w:r>
       <w:tab/>
       <w:tab/>
-      <w:t>2026-03-23</w:t>
+      <w:t>2026-03-24</w:t>
       <w:br/>
       <w:br/>
     </w:r>

--- a/klagomål/A 60240-2025 FSC-klagomål.docx
+++ b/klagomål/A 60240-2025 FSC-klagomål.docx
@@ -1302,7 +1302,7 @@
     <w:r>
       <w:tab/>
       <w:tab/>
-      <w:t>2026-03-24</w:t>
+      <w:t>2026-03-25</w:t>
       <w:br/>
       <w:br/>
     </w:r>

--- a/klagomål/A 60240-2025 FSC-klagomål.docx
+++ b/klagomål/A 60240-2025 FSC-klagomål.docx
@@ -1302,7 +1302,7 @@
     <w:r>
       <w:tab/>
       <w:tab/>
-      <w:t>2026-03-25</w:t>
+      <w:t>2026-03-26</w:t>
       <w:br/>
       <w:br/>
     </w:r>

--- a/klagomål/A 60240-2025 FSC-klagomål.docx
+++ b/klagomål/A 60240-2025 FSC-klagomål.docx
@@ -1302,7 +1302,7 @@
     <w:r>
       <w:tab/>
       <w:tab/>
-      <w:t>2026-03-26</w:t>
+      <w:t>2026-03-27</w:t>
       <w:br/>
       <w:br/>
     </w:r>

--- a/klagomål/A 60240-2025 FSC-klagomål.docx
+++ b/klagomål/A 60240-2025 FSC-klagomål.docx
@@ -1302,7 +1302,7 @@
     <w:r>
       <w:tab/>
       <w:tab/>
-      <w:t>2026-03-27</w:t>
+      <w:t>2026-03-28</w:t>
       <w:br/>
       <w:br/>
     </w:r>

--- a/klagomål/A 60240-2025 FSC-klagomål.docx
+++ b/klagomål/A 60240-2025 FSC-klagomål.docx
@@ -1279,7 +1279,7 @@
     <w:r>
       <w:tab/>
       <w:tab/>
-      <w:t>2026-04-14</w:t>
+      <w:t>2026-04-15</w:t>
       <w:br/>
       <w:br/>
     </w:r>

--- a/klagomål/A 60240-2025 FSC-klagomål.docx
+++ b/klagomål/A 60240-2025 FSC-klagomål.docx
@@ -1279,7 +1279,7 @@
     <w:r>
       <w:tab/>
       <w:tab/>
-      <w:t>2026-04-15</w:t>
+      <w:t>2026-04-16</w:t>
       <w:br/>
       <w:br/>
     </w:r>

--- a/klagomål/A 60240-2025 FSC-klagomål.docx
+++ b/klagomål/A 60240-2025 FSC-klagomål.docx
@@ -1279,7 +1279,7 @@
     <w:r>
       <w:tab/>
       <w:tab/>
-      <w:t>2026-04-16</w:t>
+      <w:t>2026-04-17</w:t>
       <w:br/>
       <w:br/>
     </w:r>

--- a/klagomål/A 60240-2025 FSC-klagomål.docx
+++ b/klagomål/A 60240-2025 FSC-klagomål.docx
@@ -1279,7 +1279,7 @@
     <w:r>
       <w:tab/>
       <w:tab/>
-      <w:t>2026-04-17</w:t>
+      <w:t>2026-04-18</w:t>
       <w:br/>
       <w:br/>
     </w:r>

--- a/klagomål/A 60240-2025 FSC-klagomål.docx
+++ b/klagomål/A 60240-2025 FSC-klagomål.docx
@@ -339,7 +339,7 @@
         <w:t>Skrovellav (NT)</w:t>
       </w:r>
       <w:r>
-        <w:t xml:space="preserve"> växer på gamla lövträd och på klippor i gamla skogar med hög och jämn luftfuktighet. Slutavverkning av kontinuitetsskog utgör det största hotet och lavens fortsatta förekomst bör säkerställas genom att lokaler med äldre skog skyddas. I områden med mycket hög luftfuktighet kan man på bålen av skrovellav finna de sällsynta parasitsvamparna skrovellavsknapp (EN) och </w:t>
+        <w:t xml:space="preserve"> växer på gamla lövträd och på klippor i gamla skogar med hög och jämn luftfuktighet. Slutavverkning av kontinuitetsskog utgör det största hotet och lavens fortsatta förekomst bör säkerställas genom att lokaler med äldre skog skyddas. I områden med mycket hög luftfuktighet kan man på bålen av skrovellav finna de sällsynta parasitsvamparna skrovellavsknapp (EN), </w:t>
       </w:r>
       <w:r>
         <w:rPr>
@@ -348,7 +348,16 @@
         <w:t>Catillaria lobariicola</w:t>
       </w:r>
       <w:r>
-        <w:t xml:space="preserve"> (VU). Skrovellav är typisk art för </w:t>
+        <w:t xml:space="preserve"> (VU) och </w:t>
+      </w:r>
+      <w:r>
+        <w:rPr>
+          <w:i/>
+        </w:rPr>
+        <w:t>Merismatium lobariae</w:t>
+      </w:r>
+      <w:r>
+        <w:t xml:space="preserve"> (DD). Skrovellav är typisk art för </w:t>
       </w:r>
       <w:r>
         <w:rPr>
@@ -1279,7 +1288,7 @@
     <w:r>
       <w:tab/>
       <w:tab/>
-      <w:t>2026-04-18</w:t>
+      <w:t>2026-04-19</w:t>
       <w:br/>
       <w:br/>
     </w:r>

--- a/klagomål/A 60240-2025 FSC-klagomål.docx
+++ b/klagomål/A 60240-2025 FSC-klagomål.docx
@@ -1288,7 +1288,7 @@
     <w:r>
       <w:tab/>
       <w:tab/>
-      <w:t>2026-04-19</w:t>
+      <w:t>2026-04-20</w:t>
       <w:br/>
       <w:br/>
     </w:r>

--- a/klagomål/A 60240-2025 FSC-klagomål.docx
+++ b/klagomål/A 60240-2025 FSC-klagomål.docx
@@ -1288,7 +1288,7 @@
     <w:r>
       <w:tab/>
       <w:tab/>
-      <w:t>2026-04-20</w:t>
+      <w:t>2026-04-21</w:t>
       <w:br/>
       <w:br/>
     </w:r>

--- a/klagomål/A 60240-2025 FSC-klagomål.docx
+++ b/klagomål/A 60240-2025 FSC-klagomål.docx
@@ -1288,7 +1288,7 @@
     <w:r>
       <w:tab/>
       <w:tab/>
-      <w:t>2026-04-21</w:t>
+      <w:t>2026-04-22</w:t>
       <w:br/>
       <w:br/>
     </w:r>

--- a/klagomål/A 60240-2025 FSC-klagomål.docx
+++ b/klagomål/A 60240-2025 FSC-klagomål.docx
@@ -1288,7 +1288,7 @@
     <w:r>
       <w:tab/>
       <w:tab/>
-      <w:t>2026-04-22</w:t>
+      <w:t>2026-04-23</w:t>
       <w:br/>
       <w:br/>
     </w:r>

--- a/klagomål/A 60240-2025 FSC-klagomål.docx
+++ b/klagomål/A 60240-2025 FSC-klagomål.docx
@@ -1288,7 +1288,7 @@
     <w:r>
       <w:tab/>
       <w:tab/>
-      <w:t>2026-04-23</w:t>
+      <w:t>2026-04-24</w:t>
       <w:br/>
       <w:br/>
     </w:r>

--- a/klagomål/A 60240-2025 FSC-klagomål.docx
+++ b/klagomål/A 60240-2025 FSC-klagomål.docx
@@ -1288,7 +1288,7 @@
     <w:r>
       <w:tab/>
       <w:tab/>
-      <w:t>2026-04-24</w:t>
+      <w:t>2026-04-25</w:t>
       <w:br/>
       <w:br/>
     </w:r>

--- a/klagomål/A 60240-2025 FSC-klagomål.docx
+++ b/klagomål/A 60240-2025 FSC-klagomål.docx
@@ -1288,7 +1288,7 @@
     <w:r>
       <w:tab/>
       <w:tab/>
-      <w:t>2026-05-16</w:t>
+      <w:t>2026-05-17</w:t>
       <w:br/>
       <w:br/>
     </w:r>

--- a/klagomål/A 60240-2025 FSC-klagomål.docx
+++ b/klagomål/A 60240-2025 FSC-klagomål.docx
@@ -1288,7 +1288,7 @@
     <w:r>
       <w:tab/>
       <w:tab/>
-      <w:t>2026-05-17</w:t>
+      <w:t>2026-05-18</w:t>
       <w:br/>
       <w:br/>
     </w:r>

--- a/klagomål/A 60240-2025 FSC-klagomål.docx
+++ b/klagomål/A 60240-2025 FSC-klagomål.docx
@@ -1288,7 +1288,7 @@
     <w:r>
       <w:tab/>
       <w:tab/>
-      <w:t>2026-05-18</w:t>
+      <w:t>2026-05-19</w:t>
       <w:br/>
       <w:br/>
     </w:r>

--- a/klagomål/A 60240-2025 FSC-klagomål.docx
+++ b/klagomål/A 60240-2025 FSC-klagomål.docx
@@ -1288,7 +1288,7 @@
     <w:r>
       <w:tab/>
       <w:tab/>
-      <w:t>2026-05-19</w:t>
+      <w:t>2026-05-20</w:t>
       <w:br/>
       <w:br/>
     </w:r>

--- a/klagomål/A 60240-2025 FSC-klagomål.docx
+++ b/klagomål/A 60240-2025 FSC-klagomål.docx
@@ -1288,7 +1288,7 @@
     <w:r>
       <w:tab/>
       <w:tab/>
-      <w:t>2026-05-20</w:t>
+      <w:t>2026-05-21</w:t>
       <w:br/>
       <w:br/>
     </w:r>

--- a/klagomål/A 60240-2025 FSC-klagomål.docx
+++ b/klagomål/A 60240-2025 FSC-klagomål.docx
@@ -1288,7 +1288,7 @@
     <w:r>
       <w:tab/>
       <w:tab/>
-      <w:t>2026-05-21</w:t>
+      <w:t>2026-05-22</w:t>
       <w:br/>
       <w:br/>
     </w:r>

--- a/klagomål/A 60240-2025 FSC-klagomål.docx
+++ b/klagomål/A 60240-2025 FSC-klagomål.docx
@@ -1288,7 +1288,7 @@
     <w:r>
       <w:tab/>
       <w:tab/>
-      <w:t>2026-05-22</w:t>
+      <w:t>2026-05-23</w:t>
       <w:br/>
       <w:br/>
     </w:r>

--- a/klagomål/A 60240-2025 FSC-klagomål.docx
+++ b/klagomål/A 60240-2025 FSC-klagomål.docx
@@ -1288,7 +1288,7 @@
     <w:r>
       <w:tab/>
       <w:tab/>
-      <w:t>2026-05-23</w:t>
+      <w:t>2026-05-24</w:t>
       <w:br/>
       <w:br/>
     </w:r>

--- a/klagomål/A 60240-2025 FSC-klagomål.docx
+++ b/klagomål/A 60240-2025 FSC-klagomål.docx
@@ -1288,7 +1288,7 @@
     <w:r>
       <w:tab/>
       <w:tab/>
-      <w:t>2026-05-24</w:t>
+      <w:t>2026-05-25</w:t>
       <w:br/>
       <w:br/>
     </w:r>

--- a/klagomål/A 60240-2025 FSC-klagomål.docx
+++ b/klagomål/A 60240-2025 FSC-klagomål.docx
@@ -1288,7 +1288,7 @@
     <w:r>
       <w:tab/>
       <w:tab/>
-      <w:t>2026-05-25</w:t>
+      <w:t>2026-05-26</w:t>
       <w:br/>
       <w:br/>
     </w:r>

--- a/klagomål/A 60240-2025 FSC-klagomål.docx
+++ b/klagomål/A 60240-2025 FSC-klagomål.docx
@@ -1288,7 +1288,7 @@
     <w:r>
       <w:tab/>
       <w:tab/>
-      <w:t>2026-05-26</w:t>
+      <w:t>2026-05-27</w:t>
       <w:br/>
       <w:br/>
     </w:r>

--- a/klagomål/A 60240-2025 FSC-klagomål.docx
+++ b/klagomål/A 60240-2025 FSC-klagomål.docx
@@ -1288,7 +1288,7 @@
     <w:r>
       <w:tab/>
       <w:tab/>
-      <w:t>2026-05-27</w:t>
+      <w:t>2026-05-28</w:t>
       <w:br/>
       <w:br/>
     </w:r>

--- a/klagomål/A 60240-2025 FSC-klagomål.docx
+++ b/klagomål/A 60240-2025 FSC-klagomål.docx
@@ -1288,7 +1288,7 @@
     <w:r>
       <w:tab/>
       <w:tab/>
-      <w:t>2026-05-28</w:t>
+      <w:t>2026-05-29</w:t>
       <w:br/>
       <w:br/>
     </w:r>

--- a/klagomål/A 60240-2025 FSC-klagomål.docx
+++ b/klagomål/A 60240-2025 FSC-klagomål.docx
@@ -1288,7 +1288,7 @@
     <w:r>
       <w:tab/>
       <w:tab/>
-      <w:t>2026-05-29</w:t>
+      <w:t>2026-05-30</w:t>
       <w:br/>
       <w:br/>
     </w:r>

--- a/klagomål/A 60240-2025 FSC-klagomål.docx
+++ b/klagomål/A 60240-2025 FSC-klagomål.docx
@@ -1288,7 +1288,7 @@
     <w:r>
       <w:tab/>
       <w:tab/>
-      <w:t>2026-05-30</w:t>
+      <w:t>2026-05-31</w:t>
       <w:br/>
       <w:br/>
     </w:r>

--- a/klagomål/A 60240-2025 FSC-klagomål.docx
+++ b/klagomål/A 60240-2025 FSC-klagomål.docx
@@ -1288,7 +1288,7 @@
     <w:r>
       <w:tab/>
       <w:tab/>
-      <w:t>2026-05-31</w:t>
+      <w:t>2026-06-01</w:t>
       <w:br/>
       <w:br/>
     </w:r>

--- a/klagomål/A 60240-2025 FSC-klagomål.docx
+++ b/klagomål/A 60240-2025 FSC-klagomål.docx
@@ -1288,7 +1288,7 @@
     <w:r>
       <w:tab/>
       <w:tab/>
-      <w:t>2026-06-01</w:t>
+      <w:t>2026-06-02</w:t>
       <w:br/>
       <w:br/>
     </w:r>

--- a/klagomål/A 60240-2025 FSC-klagomål.docx
+++ b/klagomål/A 60240-2025 FSC-klagomål.docx
@@ -1288,7 +1288,7 @@
     <w:r>
       <w:tab/>
       <w:tab/>
-      <w:t>2026-06-02</w:t>
+      <w:t>2026-06-03</w:t>
       <w:br/>
       <w:br/>
     </w:r>

--- a/klagomål/A 60240-2025 FSC-klagomål.docx
+++ b/klagomål/A 60240-2025 FSC-klagomål.docx
@@ -1288,7 +1288,7 @@
     <w:r>
       <w:tab/>
       <w:tab/>
-      <w:t>2026-06-03</w:t>
+      <w:t>2026-06-04</w:t>
       <w:br/>
       <w:br/>
     </w:r>

--- a/klagomål/A 60240-2025 FSC-klagomål.docx
+++ b/klagomål/A 60240-2025 FSC-klagomål.docx
@@ -1288,7 +1288,7 @@
     <w:r>
       <w:tab/>
       <w:tab/>
-      <w:t>2026-06-04</w:t>
+      <w:t>2026-06-05</w:t>
       <w:br/>
       <w:br/>
     </w:r>

--- a/klagomål/A 60240-2025 FSC-klagomål.docx
+++ b/klagomål/A 60240-2025 FSC-klagomål.docx
@@ -1288,7 +1288,7 @@
     <w:r>
       <w:tab/>
       <w:tab/>
-      <w:t>2026-06-05</w:t>
+      <w:t>2026-06-06</w:t>
       <w:br/>
       <w:br/>
     </w:r>

--- a/klagomål/A 60240-2025 FSC-klagomål.docx
+++ b/klagomål/A 60240-2025 FSC-klagomål.docx
@@ -1288,7 +1288,7 @@
     <w:r>
       <w:tab/>
       <w:tab/>
-      <w:t>2026-06-06</w:t>
+      <w:t>2026-06-07</w:t>
       <w:br/>
       <w:br/>
     </w:r>

--- a/klagomål/A 60240-2025 FSC-klagomål.docx
+++ b/klagomål/A 60240-2025 FSC-klagomål.docx
@@ -1288,7 +1288,7 @@
     <w:r>
       <w:tab/>
       <w:tab/>
-      <w:t>2026-06-07</w:t>
+      <w:t>2026-06-08</w:t>
       <w:br/>
       <w:br/>
     </w:r>

--- a/klagomål/A 60240-2025 FSC-klagomål.docx
+++ b/klagomål/A 60240-2025 FSC-klagomål.docx
@@ -1288,7 +1288,7 @@
     <w:r>
       <w:tab/>
       <w:tab/>
-      <w:t>2026-06-08</w:t>
+      <w:t>2026-06-09</w:t>
       <w:br/>
       <w:br/>
     </w:r>

--- a/klagomål/A 60240-2025 FSC-klagomål.docx
+++ b/klagomål/A 60240-2025 FSC-klagomål.docx
@@ -1288,7 +1288,7 @@
     <w:r>
       <w:tab/>
       <w:tab/>
-      <w:t>2026-06-09</w:t>
+      <w:t>2026-06-10</w:t>
       <w:br/>
       <w:br/>
     </w:r>

--- a/klagomål/A 60240-2025 FSC-klagomål.docx
+++ b/klagomål/A 60240-2025 FSC-klagomål.docx
@@ -1288,7 +1288,7 @@
     <w:r>
       <w:tab/>
       <w:tab/>
-      <w:t>2026-06-10</w:t>
+      <w:t>2026-06-11</w:t>
       <w:br/>
       <w:br/>
     </w:r>

--- a/klagomål/A 60240-2025 FSC-klagomål.docx
+++ b/klagomål/A 60240-2025 FSC-klagomål.docx
@@ -1288,7 +1288,7 @@
     <w:r>
       <w:tab/>
       <w:tab/>
-      <w:t>2026-06-11</w:t>
+      <w:t>2026-06-12</w:t>
       <w:br/>
       <w:br/>
     </w:r>

--- a/klagomål/A 60240-2025 FSC-klagomål.docx
+++ b/klagomål/A 60240-2025 FSC-klagomål.docx
@@ -1288,7 +1288,7 @@
     <w:r>
       <w:tab/>
       <w:tab/>
-      <w:t>2026-06-12</w:t>
+      <w:t>2026-06-13</w:t>
       <w:br/>
       <w:br/>
     </w:r>

--- a/klagomål/A 60240-2025 FSC-klagomål.docx
+++ b/klagomål/A 60240-2025 FSC-klagomål.docx
@@ -1319,7 +1319,7 @@
     <w:r>
       <w:tab/>
       <w:tab/>
-      <w:t>2026-07-13</w:t>
+      <w:t>2026-07-14</w:t>
       <w:br/>
       <w:br/>
     </w:r>

--- a/klagomål/A 60240-2025 FSC-klagomål.docx
+++ b/klagomål/A 60240-2025 FSC-klagomål.docx
@@ -1319,7 +1319,7 @@
     <w:r>
       <w:tab/>
       <w:tab/>
-      <w:t>2026-07-14</w:t>
+      <w:t>2026-07-15</w:t>
       <w:br/>
       <w:br/>
     </w:r>

--- a/klagomål/A 60240-2025 FSC-klagomål.docx
+++ b/klagomål/A 60240-2025 FSC-klagomål.docx
@@ -1319,7 +1319,7 @@
     <w:r>
       <w:tab/>
       <w:tab/>
-      <w:t>2026-07-15</w:t>
+      <w:t>2026-07-16</w:t>
       <w:br/>
       <w:br/>
     </w:r>

--- a/klagomål/A 60240-2025 FSC-klagomål.docx
+++ b/klagomål/A 60240-2025 FSC-klagomål.docx
@@ -1319,7 +1319,7 @@
     <w:r>
       <w:tab/>
       <w:tab/>
-      <w:t>2026-07-16</w:t>
+      <w:t>2026-07-17</w:t>
       <w:br/>
       <w:br/>
     </w:r>

--- a/klagomål/A 60240-2025 FSC-klagomål.docx
+++ b/klagomål/A 60240-2025 FSC-klagomål.docx
@@ -1319,7 +1319,7 @@
     <w:r>
       <w:tab/>
       <w:tab/>
-      <w:t>2026-07-17</w:t>
+      <w:t>2026-07-18</w:t>
       <w:br/>
       <w:br/>
     </w:r>

--- a/klagomål/A 60240-2025 FSC-klagomål.docx
+++ b/klagomål/A 60240-2025 FSC-klagomål.docx
@@ -1319,7 +1319,7 @@
     <w:r>
       <w:tab/>
       <w:tab/>
-      <w:t>2026-07-18</w:t>
+      <w:t>2026-07-19</w:t>
       <w:br/>
       <w:br/>
     </w:r>

--- a/klagomål/A 60240-2025 FSC-klagomål.docx
+++ b/klagomål/A 60240-2025 FSC-klagomål.docx
@@ -1319,7 +1319,7 @@
     <w:r>
       <w:tab/>
       <w:tab/>
-      <w:t>2026-07-19</w:t>
+      <w:t>2026-07-20</w:t>
       <w:br/>
       <w:br/>
     </w:r>

--- a/klagomål/A 60240-2025 FSC-klagomål.docx
+++ b/klagomål/A 60240-2025 FSC-klagomål.docx
@@ -1319,7 +1319,7 @@
     <w:r>
       <w:tab/>
       <w:tab/>
-      <w:t>2026-07-20</w:t>
+      <w:t>2026-07-21</w:t>
       <w:br/>
       <w:br/>
     </w:r>

--- a/klagomål/A 60240-2025 FSC-klagomål.docx
+++ b/klagomål/A 60240-2025 FSC-klagomål.docx
@@ -1319,7 +1319,7 @@
     <w:r>
       <w:tab/>
       <w:tab/>
-      <w:t>2026-07-21</w:t>
+      <w:t>2026-07-22</w:t>
       <w:br/>
       <w:br/>
     </w:r>

--- a/klagomål/A 60240-2025 FSC-klagomål.docx
+++ b/klagomål/A 60240-2025 FSC-klagomål.docx
@@ -1319,7 +1319,7 @@
     <w:r>
       <w:tab/>
       <w:tab/>
-      <w:t>2026-07-22</w:t>
+      <w:t>2026-07-23</w:t>
       <w:br/>
       <w:br/>
     </w:r>

--- a/klagomål/A 60240-2025 FSC-klagomål.docx
+++ b/klagomål/A 60240-2025 FSC-klagomål.docx
@@ -1319,7 +1319,7 @@
     <w:r>
       <w:tab/>
       <w:tab/>
-      <w:t>2026-07-23</w:t>
+      <w:t>2026-07-24</w:t>
       <w:br/>
       <w:br/>
     </w:r>

--- a/klagomål/A 60240-2025 FSC-klagomål.docx
+++ b/klagomål/A 60240-2025 FSC-klagomål.docx
@@ -1319,7 +1319,7 @@
     <w:r>
       <w:tab/>
       <w:tab/>
-      <w:t>2026-07-24</w:t>
+      <w:t>2026-07-25</w:t>
       <w:br/>
       <w:br/>
     </w:r>

--- a/klagomål/A 60240-2025 FSC-klagomål.docx
+++ b/klagomål/A 60240-2025 FSC-klagomål.docx
@@ -1319,7 +1319,7 @@
     <w:r>
       <w:tab/>
       <w:tab/>
-      <w:t>2026-07-25</w:t>
+      <w:t>2026-07-26</w:t>
       <w:br/>
       <w:br/>
     </w:r>

--- a/klagomål/A 60240-2025 FSC-klagomål.docx
+++ b/klagomål/A 60240-2025 FSC-klagomål.docx
@@ -1319,7 +1319,7 @@
     <w:r>
       <w:tab/>
       <w:tab/>
-      <w:t>2026-07-26</w:t>
+      <w:t>2026-07-27</w:t>
       <w:br/>
       <w:br/>
     </w:r>

--- a/klagomål/A 60240-2025 FSC-klagomål.docx
+++ b/klagomål/A 60240-2025 FSC-klagomål.docx
@@ -1319,7 +1319,7 @@
     <w:r>
       <w:tab/>
       <w:tab/>
-      <w:t>2026-07-27</w:t>
+      <w:t>2026-07-28</w:t>
       <w:br/>
       <w:br/>
     </w:r>

--- a/klagomål/A 60240-2025 FSC-klagomål.docx
+++ b/klagomål/A 60240-2025 FSC-klagomål.docx
@@ -1319,7 +1319,7 @@
     <w:r>
       <w:tab/>
       <w:tab/>
-      <w:t>2026-07-28</w:t>
+      <w:t>2026-07-29</w:t>
       <w:br/>
       <w:br/>
     </w:r>

--- a/klagomål/A 60240-2025 FSC-klagomål.docx
+++ b/klagomål/A 60240-2025 FSC-klagomål.docx
@@ -1319,7 +1319,7 @@
     <w:r>
       <w:tab/>
       <w:tab/>
-      <w:t>2026-07-29</w:t>
+      <w:t>2026-07-30</w:t>
       <w:br/>
       <w:br/>
     </w:r>

--- a/klagomål/A 60240-2025 FSC-klagomål.docx
+++ b/klagomål/A 60240-2025 FSC-klagomål.docx
@@ -1319,7 +1319,7 @@
     <w:r>
       <w:tab/>
       <w:tab/>
-      <w:t>2026-07-30</w:t>
+      <w:t>2026-07-31</w:t>
       <w:br/>
       <w:br/>
     </w:r>

--- a/klagomål/A 60240-2025 FSC-klagomål.docx
+++ b/klagomål/A 60240-2025 FSC-klagomål.docx
@@ -1319,7 +1319,7 @@
     <w:r>
       <w:tab/>
       <w:tab/>
-      <w:t>2026-07-31</w:t>
+      <w:t>2026-08-01</w:t>
       <w:br/>
       <w:br/>
     </w:r>

--- a/klagomål/A 60240-2025 FSC-klagomål.docx
+++ b/klagomål/A 60240-2025 FSC-klagomål.docx
@@ -1319,7 +1319,7 @@
     <w:r>
       <w:tab/>
       <w:tab/>
-      <w:t>2026-08-01</w:t>
+      <w:t>2026-08-02</w:t>
       <w:br/>
       <w:br/>
     </w:r>

--- a/klagomål/A 60240-2025 FSC-klagomål.docx
+++ b/klagomål/A 60240-2025 FSC-klagomål.docx
@@ -1319,7 +1319,7 @@
     <w:r>
       <w:tab/>
       <w:tab/>
-      <w:t>2026-08-02</w:t>
+      <w:t>2026-08-03</w:t>
       <w:br/>
       <w:br/>
     </w:r>

--- a/klagomål/A 60240-2025 FSC-klagomål.docx
+++ b/klagomål/A 60240-2025 FSC-klagomål.docx
@@ -1319,7 +1319,7 @@
     <w:r>
       <w:tab/>
       <w:tab/>
-      <w:t>2026-08-03</w:t>
+      <w:t>2026-08-05</w:t>
       <w:br/>
       <w:br/>
     </w:r>

--- a/klagomål/A 60240-2025 FSC-klagomål.docx
+++ b/klagomål/A 60240-2025 FSC-klagomål.docx
@@ -1319,7 +1319,7 @@
     <w:r>
       <w:tab/>
       <w:tab/>
-      <w:t>2026-08-05</w:t>
+      <w:t>2026-08-07</w:t>
       <w:br/>
       <w:br/>
     </w:r>

--- a/klagomål/A 60240-2025 FSC-klagomål.docx
+++ b/klagomål/A 60240-2025 FSC-klagomål.docx
@@ -1319,7 +1319,7 @@
     <w:r>
       <w:tab/>
       <w:tab/>
-      <w:t>2026-08-07</w:t>
+      <w:t>2026-08-08</w:t>
       <w:br/>
       <w:br/>
     </w:r>

--- a/klagomål/A 60240-2025 FSC-klagomål.docx
+++ b/klagomål/A 60240-2025 FSC-klagomål.docx
@@ -216,7 +216,7 @@
         <w:spacing w:after="240"/>
       </w:pPr>
       <w:r>
-        <w:t>Figur 1. Fyndplatser för naturvårdsarter i och inom 14 meter från avverkningsanmälan. Markörer utan svart kant är placerade på fyndplatsen. Markörer med svart kant är placerade vid sidan av fyndplatsen har ett svart streck som visar fyndplatsens exakta position. Kartans mittpunktskoordinat är N 6938951, E 514334 i SWEREF 99 TM.</w:t>
+        <w:t>Figur 1. Fyndplatser för naturvårdsarter i och inom 14 meter från avverkningsanmälan. Markörer utan svart kant är placerade på fyndplatsen. Markörer med svart kant är placerade vid sidan av fyndplatsen och har ett svart streck som visar fyndplatsens exakta position. Kartans mittpunktskoordinat är N 6938951, E 514334 i SWEREF 99 TM.</w:t>
       </w:r>
     </w:p>
     <w:p>
@@ -1319,7 +1319,7 @@
     <w:r>
       <w:tab/>
       <w:tab/>
-      <w:t>2026-08-14</w:t>
+      <w:t>2026-08-15</w:t>
       <w:br/>
       <w:br/>
     </w:r>

--- a/klagomål/A 60240-2025 FSC-klagomål.docx
+++ b/klagomål/A 60240-2025 FSC-klagomål.docx
@@ -1319,7 +1319,7 @@
     <w:r>
       <w:tab/>
       <w:tab/>
-      <w:t>2026-08-15</w:t>
+      <w:t>2026-08-16</w:t>
       <w:br/>
       <w:br/>
     </w:r>

--- a/klagomål/A 60240-2025 FSC-klagomål.docx
+++ b/klagomål/A 60240-2025 FSC-klagomål.docx
@@ -1319,7 +1319,7 @@
     <w:r>
       <w:tab/>
       <w:tab/>
-      <w:t>2026-08-16</w:t>
+      <w:t>2026-08-17</w:t>
       <w:br/>
       <w:br/>
     </w:r>

--- a/klagomål/A 60240-2025 FSC-klagomål.docx
+++ b/klagomål/A 60240-2025 FSC-klagomål.docx
@@ -1319,7 +1319,7 @@
     <w:r>
       <w:tab/>
       <w:tab/>
-      <w:t>2026-08-17</w:t>
+      <w:t>2026-08-18</w:t>
       <w:br/>
       <w:br/>
     </w:r>

--- a/klagomål/A 60240-2025 FSC-klagomål.docx
+++ b/klagomål/A 60240-2025 FSC-klagomål.docx
@@ -1319,7 +1319,7 @@
     <w:r>
       <w:tab/>
       <w:tab/>
-      <w:t>2026-08-18</w:t>
+      <w:t>2026-08-19</w:t>
       <w:br/>
       <w:br/>
     </w:r>

--- a/klagomål/A 60240-2025 FSC-klagomål.docx
+++ b/klagomål/A 60240-2025 FSC-klagomål.docx
@@ -1319,7 +1319,7 @@
     <w:r>
       <w:tab/>
       <w:tab/>
-      <w:t>2026-08-19</w:t>
+      <w:t>2026-08-20</w:t>
       <w:br/>
       <w:br/>
     </w:r>

--- a/klagomål/A 60240-2025 FSC-klagomål.docx
+++ b/klagomål/A 60240-2025 FSC-klagomål.docx
@@ -1319,7 +1319,7 @@
     <w:r>
       <w:tab/>
       <w:tab/>
-      <w:t>2026-08-20</w:t>
+      <w:t>2026-08-21</w:t>
       <w:br/>
       <w:br/>
     </w:r>

--- a/klagomål/A 60240-2025 FSC-klagomål.docx
+++ b/klagomål/A 60240-2025 FSC-klagomål.docx
@@ -1319,7 +1319,7 @@
     <w:r>
       <w:tab/>
       <w:tab/>
-      <w:t>2026-08-21</w:t>
+      <w:t>2026-08-22</w:t>
       <w:br/>
       <w:br/>
     </w:r>

--- a/klagomål/A 60240-2025 FSC-klagomål.docx
+++ b/klagomål/A 60240-2025 FSC-klagomål.docx
@@ -1319,7 +1319,7 @@
     <w:r>
       <w:tab/>
       <w:tab/>
-      <w:t>2026-08-22</w:t>
+      <w:t>2026-08-23</w:t>
       <w:br/>
       <w:br/>
     </w:r>

--- a/klagomål/A 60240-2025 FSC-klagomål.docx
+++ b/klagomål/A 60240-2025 FSC-klagomål.docx
@@ -1319,7 +1319,7 @@
     <w:r>
       <w:tab/>
       <w:tab/>
-      <w:t>2026-08-23</w:t>
+      <w:t>2026-08-24</w:t>
       <w:br/>
       <w:br/>
     </w:r>

--- a/klagomål/A 60240-2025 FSC-klagomål.docx
+++ b/klagomål/A 60240-2025 FSC-klagomål.docx
@@ -1319,7 +1319,7 @@
     <w:r>
       <w:tab/>
       <w:tab/>
-      <w:t>2026-08-24</w:t>
+      <w:t>2026-08-25</w:t>
       <w:br/>
       <w:br/>
     </w:r>

--- a/klagomål/A 60240-2025 FSC-klagomål.docx
+++ b/klagomål/A 60240-2025 FSC-klagomål.docx
@@ -1319,7 +1319,7 @@
     <w:r>
       <w:tab/>
       <w:tab/>
-      <w:t>2026-08-25</w:t>
+      <w:t>2026-08-26</w:t>
       <w:br/>
       <w:br/>
     </w:r>

--- a/klagomål/A 60240-2025 FSC-klagomål.docx
+++ b/klagomål/A 60240-2025 FSC-klagomål.docx
@@ -1319,7 +1319,7 @@
     <w:r>
       <w:tab/>
       <w:tab/>
-      <w:t>2026-08-26</w:t>
+      <w:t>2026-08-27</w:t>
       <w:br/>
       <w:br/>
     </w:r>

--- a/klagomål/A 60240-2025 FSC-klagomål.docx
+++ b/klagomål/A 60240-2025 FSC-klagomål.docx
@@ -1319,7 +1319,7 @@
     <w:r>
       <w:tab/>
       <w:tab/>
-      <w:t>2026-08-27</w:t>
+      <w:t>2026-08-28</w:t>
       <w:br/>
       <w:br/>
     </w:r>

--- a/klagomål/A 60240-2025 FSC-klagomål.docx
+++ b/klagomål/A 60240-2025 FSC-klagomål.docx
@@ -1319,7 +1319,7 @@
     <w:r>
       <w:tab/>
       <w:tab/>
-      <w:t>2026-08-28</w:t>
+      <w:t>2026-08-29</w:t>
       <w:br/>
       <w:br/>
     </w:r>

--- a/klagomål/A 60240-2025 FSC-klagomål.docx
+++ b/klagomål/A 60240-2025 FSC-klagomål.docx
@@ -1319,7 +1319,7 @@
     <w:r>
       <w:tab/>
       <w:tab/>
-      <w:t>2026-08-29</w:t>
+      <w:t>2026-08-31</w:t>
       <w:br/>
       <w:br/>
     </w:r>

--- a/klagomål/A 60240-2025 FSC-klagomål.docx
+++ b/klagomål/A 60240-2025 FSC-klagomål.docx
@@ -1319,7 +1319,7 @@
     <w:r>
       <w:tab/>
       <w:tab/>
-      <w:t>2026-08-31</w:t>
+      <w:t>2026-09-01</w:t>
       <w:br/>
       <w:br/>
     </w:r>

--- a/klagomål/A 60240-2025 FSC-klagomål.docx
+++ b/klagomål/A 60240-2025 FSC-klagomål.docx
@@ -1319,7 +1319,7 @@
     <w:r>
       <w:tab/>
       <w:tab/>
-      <w:t>2026-09-01</w:t>
+      <w:t>2026-09-02</w:t>
       <w:br/>
       <w:br/>
     </w:r>

--- a/klagomål/A 60240-2025 FSC-klagomål.docx
+++ b/klagomål/A 60240-2025 FSC-klagomål.docx
@@ -1319,7 +1319,7 @@
     <w:r>
       <w:tab/>
       <w:tab/>
-      <w:t>2026-09-02</w:t>
+      <w:t>2026-09-03</w:t>
       <w:br/>
       <w:br/>
     </w:r>

--- a/klagomål/A 60240-2025 FSC-klagomål.docx
+++ b/klagomål/A 60240-2025 FSC-klagomål.docx
@@ -1319,7 +1319,7 @@
     <w:r>
       <w:tab/>
       <w:tab/>
-      <w:t>2026-09-03</w:t>
+      <w:t>2026-09-04</w:t>
       <w:br/>
       <w:br/>
     </w:r>

--- a/klagomål/A 60240-2025 FSC-klagomål.docx
+++ b/klagomål/A 60240-2025 FSC-klagomål.docx
@@ -1319,7 +1319,7 @@
     <w:r>
       <w:tab/>
       <w:tab/>
-      <w:t>2026-09-04</w:t>
+      <w:t>2026-09-05</w:t>
       <w:br/>
       <w:br/>
     </w:r>

--- a/klagomål/A 60240-2025 FSC-klagomål.docx
+++ b/klagomål/A 60240-2025 FSC-klagomål.docx
@@ -1319,7 +1319,7 @@
     <w:r>
       <w:tab/>
       <w:tab/>
-      <w:t>2026-09-05</w:t>
+      <w:t>2026-09-06</w:t>
       <w:br/>
       <w:br/>
     </w:r>

--- a/klagomål/A 60240-2025 FSC-klagomål.docx
+++ b/klagomål/A 60240-2025 FSC-klagomål.docx
@@ -1319,7 +1319,7 @@
     <w:r>
       <w:tab/>
       <w:tab/>
-      <w:t>2026-09-06</w:t>
+      <w:t>2026-09-07</w:t>
       <w:br/>
       <w:br/>
     </w:r>

--- a/klagomål/A 60240-2025 FSC-klagomål.docx
+++ b/klagomål/A 60240-2025 FSC-klagomål.docx
@@ -1319,7 +1319,7 @@
     <w:r>
       <w:tab/>
       <w:tab/>
-      <w:t>2026-09-07</w:t>
+      <w:t>2026-09-08</w:t>
       <w:br/>
       <w:br/>
     </w:r>

--- a/klagomål/A 60240-2025 FSC-klagomål.docx
+++ b/klagomål/A 60240-2025 FSC-klagomål.docx
@@ -1319,7 +1319,7 @@
     <w:r>
       <w:tab/>
       <w:tab/>
-      <w:t>2026-09-08</w:t>
+      <w:t>2026-09-09</w:t>
       <w:br/>
       <w:br/>
     </w:r>

--- a/klagomål/A 60240-2025 FSC-klagomål.docx
+++ b/klagomål/A 60240-2025 FSC-klagomål.docx
@@ -1319,7 +1319,7 @@
     <w:r>
       <w:tab/>
       <w:tab/>
-      <w:t>2026-09-09</w:t>
+      <w:t>2026-09-10</w:t>
       <w:br/>
       <w:br/>
     </w:r>

--- a/klagomål/A 60240-2025 FSC-klagomål.docx
+++ b/klagomål/A 60240-2025 FSC-klagomål.docx
@@ -1319,7 +1319,7 @@
     <w:r>
       <w:tab/>
       <w:tab/>
-      <w:t>2026-09-10</w:t>
+      <w:t>2026-09-11</w:t>
       <w:br/>
       <w:br/>
     </w:r>

--- a/klagomål/A 60240-2025 FSC-klagomål.docx
+++ b/klagomål/A 60240-2025 FSC-klagomål.docx
@@ -1319,7 +1319,7 @@
     <w:r>
       <w:tab/>
       <w:tab/>
-      <w:t>2026-09-11</w:t>
+      <w:t>2026-09-12</w:t>
       <w:br/>
       <w:br/>
     </w:r>

--- a/klagomål/A 60240-2025 FSC-klagomål.docx
+++ b/klagomål/A 60240-2025 FSC-klagomål.docx
@@ -1319,7 +1319,7 @@
     <w:r>
       <w:tab/>
       <w:tab/>
-      <w:t>2026-09-12</w:t>
+      <w:t>2026-09-13</w:t>
       <w:br/>
       <w:br/>
     </w:r>
